--- a/paper/submission/final/PSC_HUetal_AFV.docx
+++ b/paper/submission/final/PSC_HUetal_AFV.docx
@@ -168,6 +168,12 @@
         <w:pStyle w:val="BodyText"/>
       </w:pPr>
       <w:r>
+        <w:t>Corresponding author:</w:t>
+      </w:r>
+      <w:r>
+        <w:t xml:space="preserve"> </w:t>
+      </w:r>
+      <w:r>
         <w:t xml:space="preserve">Yuehong Cassandra Tai </w:t>
       </w:r>
       <w:r>
@@ -229,6 +235,108 @@
       </w:hyperlink>
       <w:r>
         <w:t xml:space="preserve">. </w:t>
+      </w:r>
+    </w:p>
+    <w:p>
+      <w:pPr>
+        <w:pStyle w:val="BodyText"/>
+      </w:pPr>
+    </w:p>
+    <w:p>
+      <w:pPr>
+        <w:pStyle w:val="BodyText"/>
+      </w:pPr>
+      <w:r>
+        <w:t xml:space="preserve">Abstract: </w:t>
+      </w:r>
+    </w:p>
+    <w:p>
+      <w:pPr>
+        <w:pStyle w:val="BodyText"/>
+      </w:pPr>
+      <w:r>
+        <w:t>This article focuses on a preliminary step in any retrospective (or "ex-post</w:t>
+      </w:r>
+      <w:proofErr w:type="gramStart"/>
+      <w:r>
+        <w:t>")  data</w:t>
+      </w:r>
+      <w:proofErr w:type="gramEnd"/>
+      <w:r>
+        <w:t xml:space="preserve"> harmonization project---wrangling the pre-harmonized data---and suggests a practical routine for helping researchers reduce human errors in this often-tedious work.  The routine includes three steps: (1) </w:t>
+      </w:r>
+      <w:r>
+        <w:rPr>
+          <w:b/>
+          <w:bCs/>
+        </w:rPr>
+        <w:t>T</w:t>
+      </w:r>
+      <w:r>
+        <w:t xml:space="preserve">eam-based concept construct and data selection; (2) Data entry </w:t>
+      </w:r>
+      <w:r>
+        <w:rPr>
+          <w:b/>
+          <w:bCs/>
+        </w:rPr>
+        <w:t>a</w:t>
+      </w:r>
+      <w:r>
+        <w:t>utomation; and (3) "</w:t>
+      </w:r>
+      <w:proofErr w:type="gramStart"/>
+      <w:r>
+        <w:t>Second-order</w:t>
+      </w:r>
+      <w:proofErr w:type="gramEnd"/>
+      <w:r>
+        <w:t xml:space="preserve">" </w:t>
+      </w:r>
+      <w:r>
+        <w:rPr>
+          <w:b/>
+          <w:bCs/>
+        </w:rPr>
+        <w:t>o</w:t>
+      </w:r>
+      <w:r>
+        <w:t xml:space="preserve">pening---a "Tao" of data wrangling.  We illustrate the routine with the examples of pre-harmonizing procedures used to produce the Standardized World Income Inequality Database (SWIID), a widely used database that uses Gini indices from multiple sources to create comparable estimates, and the Dynamic Comparative Public Opinion (DCPO) project, which creates a workflow for harmonizing aggregate public opinion data. </w:t>
+      </w:r>
+    </w:p>
+    <w:p>
+      <w:pPr>
+        <w:pStyle w:val="BodyText"/>
+      </w:pPr>
+      <w:r>
+        <w:t xml:space="preserve">Keywords: </w:t>
+      </w:r>
+      <w:r>
+        <w:t>Data generation process</w:t>
+      </w:r>
+      <w:r>
+        <w:t xml:space="preserve">, </w:t>
+      </w:r>
+      <w:r>
+        <w:t>Machine assistance</w:t>
+      </w:r>
+      <w:r>
+        <w:t xml:space="preserve">, </w:t>
+      </w:r>
+      <w:r>
+        <w:t>Manual coding</w:t>
+      </w:r>
+      <w:r>
+        <w:t xml:space="preserve">, </w:t>
+      </w:r>
+      <w:r>
+        <w:t>Data cleaning</w:t>
+      </w:r>
+      <w:r>
+        <w:t xml:space="preserve">, </w:t>
+      </w:r>
+      <w:r>
+        <w:t>Data management</w:t>
       </w:r>
     </w:p>
     <w:p>
@@ -546,13 +654,7 @@
         <w:t>We use two data harmonization projects, SWIID and DCPO, to illustrate this routine. The SWIID is a long-running effort to provide harmonized income inequality statistics with the broadest possible country and year coverage (</w:t>
       </w:r>
       <w:r>
-        <w:t xml:space="preserve">Solt </w:t>
-      </w:r>
-      <w:r>
-        <w:t>2</w:t>
-      </w:r>
-      <w:r>
-        <w:t>020</w:t>
+        <w:t>Solt 2020</w:t>
       </w:r>
       <w:r>
         <w:t>a</w:t>
@@ -693,7 +795,23 @@
         <w:pStyle w:val="FirstParagraph"/>
       </w:pPr>
       <w:r>
-        <w:t xml:space="preserve">Large-scale data selection and cleaning is often viewed as tiresome, as something to be delegated to research assistants, to someone—indeed anyone—else. Performing these tasks manually makes it easy to make mistakes and errors. Haegemans, Snoeck, and </w:t>
+        <w:t xml:space="preserve">Large-scale data selection and cleaning is often viewed as tiresome, as something to be delegated to research assistants, to someone—indeed anyone—else. Performing these tasks manually makes it easy to make mistakes and errors. </w:t>
+      </w:r>
+      <w:proofErr w:type="spellStart"/>
+      <w:r>
+        <w:t>Haegemans</w:t>
+      </w:r>
+      <w:proofErr w:type="spellEnd"/>
+      <w:r>
+        <w:t xml:space="preserve">, </w:t>
+      </w:r>
+      <w:proofErr w:type="spellStart"/>
+      <w:r>
+        <w:t>Snoeck</w:t>
+      </w:r>
+      <w:proofErr w:type="spellEnd"/>
+      <w:r>
+        <w:t xml:space="preserve">, and </w:t>
       </w:r>
       <w:proofErr w:type="spellStart"/>
       <w:r>
@@ -2208,9 +2326,9 @@
       <w:pPr>
         <w:pStyle w:val="BodyText"/>
       </w:pPr>
-      <w:bookmarkStart w:id="34" w:name="ref-Solt2020"/>
+      <w:bookmarkStart w:id="34" w:name="ref-Slomczynski2025"/>
       <w:bookmarkStart w:id="35" w:name="ref-Solt2020a"/>
-      <w:bookmarkStart w:id="36" w:name="ref-Slomczynski2025"/>
+      <w:bookmarkStart w:id="36" w:name="ref-Solt2020"/>
       <w:bookmarkEnd w:id="33"/>
       <w:proofErr w:type="spellStart"/>
       <w:r>
@@ -2239,19 +2357,13 @@
         <w:t>.</w:t>
       </w:r>
     </w:p>
-    <w:bookmarkEnd w:id="36"/>
-    <w:p>
-      <w:pPr>
-        <w:pStyle w:val="BodyText"/>
-      </w:pPr>
-      <w:r>
-        <w:t>Solt, Frederick. 2020</w:t>
-      </w:r>
-      <w:r>
-        <w:t>a</w:t>
-      </w:r>
-      <w:r>
-        <w:t xml:space="preserve">. “Measuring Income Inequality Across Countries and over Time: The Standardized World Income Inequality Database.” </w:t>
+    <w:bookmarkEnd w:id="34"/>
+    <w:p>
+      <w:pPr>
+        <w:pStyle w:val="BodyText"/>
+      </w:pPr>
+      <w:r>
+        <w:t xml:space="preserve">Solt, Frederick. 2020a. “Measuring Income Inequality Across Countries and over Time: The Standardized World Income Inequality Database.” </w:t>
       </w:r>
       <w:r>
         <w:rPr>
@@ -2286,7 +2398,7 @@
         <w:pStyle w:val="BodyText"/>
       </w:pPr>
       <w:bookmarkStart w:id="37" w:name="ref-SoltEtAl2016"/>
-      <w:bookmarkEnd w:id="34"/>
+      <w:bookmarkEnd w:id="36"/>
       <w:r>
         <w:t xml:space="preserve">Solt, Frederick, Yue Hu, Kevan Hudson, Jungmin Song, and Dong ‘Erico’Yu. 2016. “Economic Inequality and Belief in Meritocracy in the United States.” </w:t>
       </w:r>
